--- a/cases/the-trailer-return/published/The Trailer Return - Case Study.docx
+++ b/cases/the-trailer-return/published/The Trailer Return - Case Study.docx
@@ -4,58 +4,68 @@
   <w:body>
     <w:p>
       <w:pPr>
-        <w:spacing w:after="150"/>
+        <w:spacing w:after="80"/>
+        <w:jc w:val="center"/>
       </w:pPr>
       <w:r>
-        <w:t xml:space="preserve">Case Study: The Trailer Return MS | Math | Case Study | 2026 | Adventure</w:t>
+        <w:rPr>
+          <w:b/>
+          <w:bCs/>
+          <w:sz w:val="32"/>
+          <w:szCs w:val="32"/>
+        </w:rPr>
+        <w:t xml:space="preserve">Case Study: The Trailer Return</w:t>
       </w:r>
     </w:p>
     <w:p>
       <w:pPr>
-        <w:pStyle w:val="Heading1"/>
-        <w:spacing w:after="150" w:before="300"/>
+        <w:spacing w:after="240"/>
+        <w:jc w:val="center"/>
       </w:pPr>
       <w:r>
-        <w:t xml:space="preserve">Overview</w:t>
+        <w:rPr>
+          <w:i/>
+          <w:iCs/>
+          <w:sz w:val="22"/>
+          <w:szCs w:val="22"/>
+        </w:rPr>
+        <w:t xml:space="preserve">MS | Math | Case Study | 2026 | Adventure</w:t>
       </w:r>
     </w:p>
     <w:p>
       <w:pPr>
-        <w:spacing w:after="150"/>
+        <w:pStyle w:val="Heading2"/>
+        <w:spacing w:after="120" w:before="240"/>
       </w:pPr>
+      <w:r>
+        <w:t xml:space="preserve">Overview</w:t>
+      </w:r>
+    </w:p>
+    <w:p>
       <w:r>
         <w:t xml:space="preserve">Denise Okafor is standing in the Public Works yard at 5:15 in the morning with a grease-stained route map bungeed to a clipboard, watching her breath fog over the diesel exhaust of Truck 4. The recycling truck idles behind her, hopper empty, waiting on the same tangled loop it runs every collection day through the Bay Fruit Streets — Strawberry, Nectarine, Peach, Plum, Pine, and Fig, crossed by Bay, Mason, Madison, Monroe, Jefferson, Randolph, and Tazewell. She already knows how this morning ends: the driver will finish the far corner of Monroe, then double back down blocks he already emptied, just to bring the truck home to the yard the way the route always has to. A courier company's flatbed quote is open on her phone — enough truck-hauling capacity to pick Truck 4 up wherever it finishes and haul it back light, no retracing required. Her supervisor wants a one-page recommendation on his desk before the Thursday budget meeting: keep closing the loop the way it's always been closed, or pay someone else to close it for them. Denise pulls up the street grid on her phone, starts counting corners, and does not put the truck in gear yet.</w:t>
       </w:r>
     </w:p>
     <w:p>
       <w:pPr>
-        <w:pStyle w:val="Heading1"/>
-        <w:spacing w:after="150" w:before="300"/>
+        <w:pStyle w:val="Heading2"/>
+        <w:spacing w:after="120" w:before="240"/>
       </w:pPr>
       <w:r>
         <w:t xml:space="preserve">Background</w:t>
       </w:r>
     </w:p>
     <w:p>
-      <w:pPr>
-        <w:spacing w:after="150"/>
-      </w:pPr>
-      <w:r>
-        <w:t xml:space="preserve">Denise Okafor is the Recycling Route Coordinator for the Department of Public Works in the town of Averyton. She is responsible for the weekly single-stream recycling route through the Bay Fruit Streets district — a 68-intersection, 102-block-segment street grid along the town's original harbor-front plat — and is accountable to her supervisor for the truck's daily diesel cost, which comes out of the same line item as every other route in town (SEE APPENDIX A). She does not set the town's labor contract or its fuel budget, but her route-design memo is what her supervisor uses to decide whether Averyton pays an outside hauling contractor for anything beyond the truck's own tires.</w:t>
+      <w:r>
+        <w:t xml:space="preserve">Denise Okafor is the Recycling Route Coordinator for the Department of Public Works in the town of Averyton. Fifteen years on this route have made her genuinely proud of the work — she still keeps a hand-annotated paper street map bungeed to Truck 4's dash, because, as she puts it, the GPS "argues with her" about which streets are actually one-way or blocked by construction, and her paper map has never once been wrong. She is not chasing a badge for it; shaving even a few minutes off a route is a real, satisfying win to her, not just a box her supervisor asked her to check. Practical, a little stubborn about trusting her own eyes on the pavement over what a screen tells her, but no luddite — she just knows these streets better than any app does. She is responsible for the weekly single-stream recycling route through the Bay Fruit Streets district — a 68-intersection, 102-block-segment street grid along the town's original harbor-front plat — and is accountable to her supervisor for the truck's daily diesel cost, which comes out of the same line item as every other route in town (SEE APPENDIX A). She does not set the town's labor contract or its fuel budget, but her route-design memo is what her supervisor uses to decide whether Averyton pays an outside hauling contractor for anything beyond the truck's own tires.</w:t>
       </w:r>
     </w:p>
     <w:p>
-      <w:pPr>
-        <w:spacing w:after="150"/>
-      </w:pPr>
       <w:r>
         <w:t xml:space="preserve">Every collection route that has to cover every block exactly once and return to where it started is what a mathematician calls an Euler circuit — and a route can only close into one if, at every intersection in its graph, an even number of block-segments meet there (SEE APPENDIX H). Denise's own count of the Bay Fruit Streets grid found 34 intersections where an odd number of streets meet — corners where the truck cannot simply pass through and continue, because every incoming block needs an outgoing one to pair with it. Today, Truck 4 handles those odd corners by backtracking: at each one it re-drives a segment it has already emptied, so the loop still closes back at the yard. That backtracking is not free — every repeated block is diesel the town pays for and driving time down streets that produce nothing for that day's collection totals.</w:t>
       </w:r>
     </w:p>
     <w:p>
-      <w:pPr>
-        <w:spacing w:after="150"/>
-      </w:pPr>
       <w:r>
         <w:t xml:space="preserve">Denise has priced out a different fix. </w:t>
       </w:r>
@@ -102,114 +112,56 @@
     </w:p>
     <w:p>
       <w:pPr>
-        <w:pStyle w:val="Heading1"/>
-        <w:spacing w:after="150" w:before="300"/>
+        <w:pStyle w:val="Heading2"/>
+        <w:spacing w:after="120" w:before="240"/>
       </w:pPr>
       <w:r>
         <w:t xml:space="preserve">Dilemma</w:t>
+      </w:r>
+    </w:p>
+    <w:p>
+      <w:r>
+        <w:t xml:space="preserve">You are Denise Okafor. Do you: A.) Recommend keeping The Closed Loop — Truck 4 continues driving itself back to the yard every collection day, under today's full closed-circuit repeat mileage OR B.) Recommend The Trailer Return — contract a flatbed hauler to retrieve Truck 4 from wherever its shortest open path ends, cutting repeat mileage at the cost of a daily hauling fee</w:t>
       </w:r>
     </w:p>
     <w:p>
       <w:pPr>
-        <w:spacing w:after="150"/>
+        <w:pStyle w:val="Heading2"/>
+        <w:spacing w:after="120" w:before="240"/>
       </w:pPr>
       <w:r>
-        <w:t xml:space="preserve">You are Denise Okafor. Do you: A.) Recommend keeping The Closed Loop — Truck 4 continues driving itself back to the yard every collection day, under today's full closed-circuit repeat mileage OR B.) Recommend The Trailer Return — contract a flatbed hauler to retrieve Truck 4 from wherever its shortest open path ends, cutting repeat mileage at the cost of a daily hauling fee</w:t>
+        <w:t xml:space="preserve">Challenges</w:t>
+      </w:r>
+    </w:p>
+    <w:p>
+      <w:r>
+        <w:t xml:space="preserve">1.) Research and find an online resource that answers one of the "how to…" questions from the case study launch. Post a link to the resource as your submission.</w:t>
+      </w:r>
+    </w:p>
+    <w:p>
+      <w:r>
+        <w:t xml:space="preserve">2.) Post 250 or more "excellent" words pitching a firm stance to your audience on which you would choose and why. Your pitch must include:     a.) Use of the "how to…" resource you researched in Challenge 1.     b.) At least one original visual display of the data.</w:t>
+      </w:r>
+    </w:p>
+    <w:p>
+      <w:r>
+        <w:t xml:space="preserve">3.) Your pitch must include:     D1. A vertex-degree table for every corner in the Bay Fruit Streets Practice Block (a real     26-intersection excerpt of the full grid, Appendix B), each vertex labeled EVEN or ODD.     D2. A written Euler determination for the full 68-intersection Bay Fruit Streets grid: does it     have an Euler circuit, an Euler path, or neither — justified by the specific odd-vertex count     given in Appendix A, using the rule in Appendix G.     D3. A closed-circuit repeat-mileage computation for the Practice Block: pair every odd vertex     with another odd vertex using the shortest-path distance table in Appendix C, and compute the     Practice Block's resulting deadhead ratio (total block-segments driven ÷ total block-segments     that exist).     D4. An open-path repeat-mileage computation for the same Practice Block: re-run the pairing in     D3, but this time leave exactly one pair of odd vertices unmatched as your route's start and     end corners, choosing whichever pair minimizes the mileage left to pair — then compute the new     deadhead ratio and compare it to D3's.     D5. A cost comparison table for the full grid: total daily diesel cost under The Closed Loop     (Option A) versus total daily diesel cost plus the flatbed hauling fee under The Trailer Return     (Option B), using Appendix D's official deadhead-ratio figures and Appendix E's cost data.</w:t>
+      </w:r>
+    </w:p>
+    <w:p>
+      <w:r>
+        <w:t xml:space="preserve">4.) An appendix showing evidence of your original thinking, work, calculations and processes you used to complete the challenges (pictures, screenshots, notes, etc.). Your work in the appendix does not count toward your word count.</w:t>
+      </w:r>
+    </w:p>
+    <w:p>
+      <w:r>
+        <w:t xml:space="preserve">5.) Participate twice or more in the Case Study discussion. *If you are absent the day of a discussion post 500 "excellent" words on the questions above.</w:t>
       </w:r>
     </w:p>
     <w:p>
       <w:pPr>
-        <w:pStyle w:val="Heading1"/>
-        <w:spacing w:after="150" w:before="300"/>
-      </w:pPr>
-      <w:r>
-        <w:t xml:space="preserve">Challenges</w:t>
-      </w:r>
-    </w:p>
-    <w:p>
-      <w:pPr>
-        <w:ind w:left="0"/>
-      </w:pPr>
-      <w:r>
-        <w:t xml:space="preserve">1.) Research and find an online resource that answers one of the "how to…" questions from the</w:t>
-      </w:r>
-    </w:p>
-    <w:p>
-      <w:pPr>
-        <w:spacing w:after="150"/>
-      </w:pPr>
-      <w:r>
-        <w:t xml:space="preserve">case study launch. Post a link to the resource as your submission.</w:t>
-      </w:r>
-    </w:p>
-    <w:p>
-      <w:pPr>
-        <w:ind w:left="0"/>
-      </w:pPr>
-      <w:r>
-        <w:t xml:space="preserve">2.) Post 250 or more "excellent" words pitching a firm stance to your audience on which you</w:t>
-      </w:r>
-    </w:p>
-    <w:p>
-      <w:pPr>
-        <w:spacing w:after="150"/>
-      </w:pPr>
-      <w:r>
-        <w:t xml:space="preserve">would choose and why. Your pitch must include:     a.) Use of the "how to…" resource you researched in Challenge 1.     b.) At least one original visual display of the data.</w:t>
-      </w:r>
-    </w:p>
-    <w:p>
-      <w:pPr>
-        <w:ind w:left="0"/>
-      </w:pPr>
-      <w:r>
-        <w:t xml:space="preserve">3.) Your pitch must include:</w:t>
-      </w:r>
-    </w:p>
-    <w:p>
-      <w:pPr>
-        <w:spacing w:after="150"/>
-      </w:pPr>
-      <w:r>
-        <w:t xml:space="preserve">    D1. A vertex-degree table for every corner in the Bay Fruit Streets Practice Block (a real     26-intersection excerpt of the full grid, Appendix B), each vertex labeled EVEN or ODD.     D2. A written Euler determination for the full 68-intersection Bay Fruit Streets grid: does it     have an Euler circuit, an Euler path, or neither — justified by the specific odd-vertex count     given in Appendix A, using the rule in Appendix G.     D3. A closed-circuit repeat-mileage computation for the Practice Block: pair every odd vertex     with another odd vertex using the shortest-path distance table in Appendix C, and compute the     Practice Block's resulting deadhead ratio (total block-segments driven ÷ total block-segments     that exist).     D4. An open-path repeat-mileage computation for the same Practice Block: re-run the pairing in     D3, but this time leave exactly one pair of odd vertices unmatched as your route's start and     end corners, choosing whichever pair minimizes the mileage left to pair — then compute the new     deadhead ratio and compare it to D3's.     D5. A cost comparison table for the full grid: total daily diesel cost under The Closed Loop     (Option A) versus total daily diesel cost plus the flatbed hauling fee under The Trailer Return     (Option B), using Appendix D's official deadhead-ratio figures and Appendix E's cost data.</w:t>
-      </w:r>
-    </w:p>
-    <w:p>
-      <w:pPr>
-        <w:ind w:left="0"/>
-      </w:pPr>
-      <w:r>
-        <w:t xml:space="preserve">4.) An appendix showing evidence of your original thinking, work, calculations and processes you</w:t>
-      </w:r>
-    </w:p>
-    <w:p>
-      <w:pPr>
-        <w:spacing w:after="150"/>
-      </w:pPr>
-      <w:r>
-        <w:t xml:space="preserve">used to complete the challenges (pictures, screenshots, notes, etc.). Your work in the appendix does not count toward your word count.</w:t>
-      </w:r>
-    </w:p>
-    <w:p>
-      <w:pPr>
-        <w:ind w:left="0"/>
-      </w:pPr>
-      <w:r>
-        <w:t xml:space="preserve">5.) Participate twice or more in the Case Study discussion. *If you are absent the day of a</w:t>
-      </w:r>
-    </w:p>
-    <w:p>
-      <w:pPr>
-        <w:spacing w:after="150"/>
-      </w:pPr>
-      <w:r>
-        <w:t xml:space="preserve">discussion post 500 "excellent" words on the questions above.</w:t>
-      </w:r>
-    </w:p>
-    <w:p>
-      <w:pPr>
-        <w:pStyle w:val="Heading1"/>
-        <w:spacing w:after="150" w:before="300"/>
+        <w:pStyle w:val="Heading2"/>
+        <w:spacing w:after="120" w:before="240"/>
       </w:pPr>
       <w:r>
         <w:t xml:space="preserve">Appendix A — The Bay Fruit Streets Grid</w:t>
@@ -368,9 +320,6 @@
     </w:tbl>
     <w:p/>
     <w:p>
-      <w:pPr>
-        <w:spacing w:after="150"/>
-      </w:pPr>
       <w:r>
         <w:rPr>
           <w:b/>
@@ -384,17 +333,14 @@
     </w:p>
     <w:p>
       <w:pPr>
-        <w:pStyle w:val="Heading1"/>
-        <w:spacing w:after="150" w:before="300"/>
+        <w:pStyle w:val="Heading2"/>
+        <w:spacing w:after="120" w:before="240"/>
       </w:pPr>
       <w:r>
         <w:t xml:space="preserve">Appendix B — Practice Block Vertex-Degree Table</w:t>
       </w:r>
     </w:p>
     <w:p>
-      <w:pPr>
-        <w:spacing w:after="150"/>
-      </w:pPr>
       <w:r>
         <w:t xml:space="preserve">A real 26-intersection excerpt of the full grid — Mason, Madison, Monroe, Randolph, and Tazewell Avenues crossing Pine, Strawberry, Peach, and Plum Streets, plus a short leg of Park Row — small enough to hand-compute D1, D3, and D4 on before tackling the full 68-vertex grid in D2/D5.</w:t>
       </w:r>
@@ -1558,26 +1504,20 @@
     </w:tbl>
     <w:p/>
     <w:p>
-      <w:pPr>
-        <w:spacing w:after="150"/>
-      </w:pPr>
       <w:r>
         <w:t xml:space="preserve">Total Practice Block street mileage: 2.4636 mi [S3]. Odd-degree count: 14 of 26. [S3]</w:t>
       </w:r>
     </w:p>
     <w:p>
       <w:pPr>
-        <w:pStyle w:val="Heading1"/>
-        <w:spacing w:after="150" w:before="300"/>
+        <w:pStyle w:val="Heading2"/>
+        <w:spacing w:after="120" w:before="240"/>
       </w:pPr>
       <w:r>
         <w:t xml:space="preserve">Appendix C — Practice Block Shortest-Path Distances (Odd Vertices Only)</w:t>
       </w:r>
     </w:p>
     <w:p>
-      <w:pPr>
-        <w:spacing w:after="150"/>
-      </w:pPr>
       <w:r>
         <w:t xml:space="preserve">Straight-line-along-street shortest-path mileage between every pair of the Practice Block's 14 odd vertices, computed over the Practice Block's own street segments (Appendix B). Distances a student does not need for a valid pairing are included deliberately — not every pair needs to appear in your matching.</w:t>
       </w:r>
@@ -3965,17 +3905,14 @@
     </w:tbl>
     <w:p/>
     <w:p>
-      <w:pPr>
-        <w:spacing w:after="150"/>
-      </w:pPr>
       <w:r>
         <w:t xml:space="preserve">All values in miles, [S3]. A distance of 0.0000 means the two vertices are effectively the same corner (opposite sides of one intersection).</w:t>
       </w:r>
     </w:p>
     <w:p>
       <w:pPr>
-        <w:pStyle w:val="Heading1"/>
-        <w:spacing w:after="150" w:before="300"/>
+        <w:pStyle w:val="Heading2"/>
+        <w:spacing w:after="120" w:before="240"/>
       </w:pPr>
       <w:r>
         <w:t xml:space="preserve">Appendix D — Official Full-Grid Numbers (Both Options)</w:t>
@@ -4196,9 +4133,6 @@
     </w:tbl>
     <w:p/>
     <w:p>
-      <w:pPr>
-        <w:spacing w:after="150"/>
-      </w:pPr>
       <w:r>
         <w:rPr>
           <w:b/>
@@ -4212,8 +4146,8 @@
     </w:p>
     <w:p>
       <w:pPr>
-        <w:pStyle w:val="Heading1"/>
-        <w:spacing w:after="150" w:before="300"/>
+        <w:pStyle w:val="Heading2"/>
+        <w:spacing w:after="120" w:before="240"/>
       </w:pPr>
       <w:r>
         <w:t xml:space="preserve">Appendix E — Cost Data</w:t>
@@ -4372,17 +4306,14 @@
     </w:tbl>
     <w:p/>
     <w:p>
-      <w:pPr>
-        <w:spacing w:after="150"/>
-      </w:pPr>
       <w:r>
         <w:t xml:space="preserve">Fuel cost per mile is a derived figure: diesel price divided by fuel economy, both cited above. Denise's crew is paid the same wage either way — the flatbed hauler is a separate contracted service, not a change to the crew's own hours — so wage cost is not part of the comparison in D5, included here only as reference context your pitch may cite.</w:t>
       </w:r>
     </w:p>
     <w:p>
       <w:pPr>
-        <w:pStyle w:val="Heading1"/>
-        <w:spacing w:after="150" w:before="300"/>
+        <w:pStyle w:val="Heading2"/>
+        <w:spacing w:after="120" w:before="240"/>
       </w:pPr>
       <w:r>
         <w:t xml:space="preserve">Appendix F — Modeling Assumptions</w:t>
@@ -4390,10 +4321,7 @@
     </w:p>
     <w:p>
       <w:pPr>
-        <w:pBdr>
-          <w:left w:val="single" w:color="AAAAAA" w:sz="12" w:space="8"/>
-        </w:pBdr>
-        <w:ind w:left="720"/>
+        <w:ind w:left="480"/>
       </w:pPr>
       <w:r>
         <w:t xml:space="preserve">These figures are </w:t>
@@ -4697,8 +4625,8 @@
     <w:p/>
     <w:p>
       <w:pPr>
-        <w:pStyle w:val="Heading1"/>
-        <w:spacing w:after="150" w:before="300"/>
+        <w:pStyle w:val="Heading2"/>
+        <w:spacing w:after="120" w:before="240"/>
       </w:pPr>
       <w:r>
         <w:t xml:space="preserve">Appendix G — Sources</w:t>
@@ -4831,7 +4759,7 @@
             <w:r>
               <w:t xml:space="preserve">U.S. DOE Alternative Fuels Data Center — </w:t>
             </w:r>
-            <w:hyperlink w:history="1" r:id="rId1x-db_uq92srpbel4caip">
+            <w:hyperlink w:history="1" r:id="rIdgr48xbl5avpdbsu3evlyl">
               <w:r>
                 <w:rPr>
                   <w:rStyle w:val="Hyperlink"/>
@@ -4904,7 +4832,7 @@
             <w:r>
               <w:t xml:space="preserve">U.S. EIA — </w:t>
             </w:r>
-            <w:hyperlink w:history="1" r:id="rIdkgj8-drnhmpe-im5gqokh">
+            <w:hyperlink w:history="1" r:id="rIdpkhpnyar6ehw9ceatb6ws">
               <w:r>
                 <w:rPr>
                   <w:rStyle w:val="Hyperlink"/>
@@ -4974,7 +4902,7 @@
             <w:r>
               <w:t xml:space="preserve">OpenStreetMap contributors — Cape Charles, VA street data via the </w:t>
             </w:r>
-            <w:hyperlink w:history="1" r:id="rIdb_5zke1xij7aagvisfop9">
+            <w:hyperlink w:history="1" r:id="rIdufprmeapjxvbn4k_oxyqs">
               <w:r>
                 <w:rPr>
                   <w:rStyle w:val="Hyperlink"/>
@@ -5044,7 +4972,7 @@
             <w:r>
               <w:t xml:space="preserve">U.S. Bureau of Labor Statistics — </w:t>
             </w:r>
-            <w:hyperlink w:history="1" r:id="rIdncadin0ohaxfdbsg60ize">
+            <w:hyperlink w:history="1" r:id="rId09mmmdhzrp-kxqwtj0ese">
               <w:r>
                 <w:rPr>
                   <w:rStyle w:val="Hyperlink"/>
@@ -5114,7 +5042,7 @@
             <w:r>
               <w:t xml:space="preserve">TowingServiceHub — </w:t>
             </w:r>
-            <w:hyperlink w:history="1" r:id="rId-8qs1azoz7d5bezw5eqyt">
+            <w:hyperlink w:history="1" r:id="rIddryrotiwwqqdk13yj_pp7">
               <w:r>
                 <w:rPr>
                   <w:rStyle w:val="Hyperlink"/>
@@ -5148,26 +5076,20 @@
     </w:tbl>
     <w:p/>
     <w:p>
-      <w:pPr>
-        <w:spacing w:after="150"/>
-      </w:pPr>
       <w:r>
         <w:t xml:space="preserve">All figures above were fetched live on the accessed date shown; a dead link should be treated as link rot, not as a reason to doubt the figure, since every load-bearing number is reproduced in-document in Appendices A–E.</w:t>
       </w:r>
     </w:p>
     <w:p>
       <w:pPr>
-        <w:pStyle w:val="Heading1"/>
-        <w:spacing w:after="150" w:before="300"/>
+        <w:pStyle w:val="Heading2"/>
+        <w:spacing w:after="120" w:before="240"/>
       </w:pPr>
       <w:r>
         <w:t xml:space="preserve">Appendix H — "How To…" Math Questions To Research</w:t>
       </w:r>
     </w:p>
     <w:p>
-      <w:pPr>
-        <w:spacing w:after="150"/>
-      </w:pPr>
       <w:r>
         <w:rPr>
           <w:b/>
@@ -5178,80 +5100,53 @@
     </w:p>
     <w:p>
       <w:pPr>
-        <w:pStyle w:val="ListParagraph"/>
-        <w:numPr>
-          <w:ilvl w:val="0"/>
-          <w:numId w:val="1"/>
-        </w:numPr>
+        <w:ind w:left="360"/>
       </w:pPr>
       <w:r>
-        <w:t xml:space="preserve">Graph (Vertices And Edges)</w:t>
+        <w:t xml:space="preserve">- Graph (Vertices And Edges)</w:t>
       </w:r>
     </w:p>
     <w:p>
       <w:pPr>
-        <w:pStyle w:val="ListParagraph"/>
-        <w:numPr>
-          <w:ilvl w:val="0"/>
-          <w:numId w:val="1"/>
-        </w:numPr>
+        <w:ind w:left="360"/>
       </w:pPr>
       <w:r>
-        <w:t xml:space="preserve">Vertex</w:t>
+        <w:t xml:space="preserve">- Vertex</w:t>
       </w:r>
     </w:p>
     <w:p>
       <w:pPr>
-        <w:pStyle w:val="ListParagraph"/>
-        <w:numPr>
-          <w:ilvl w:val="0"/>
-          <w:numId w:val="1"/>
-        </w:numPr>
+        <w:ind w:left="360"/>
       </w:pPr>
       <w:r>
-        <w:t xml:space="preserve">Edge</w:t>
+        <w:t xml:space="preserve">- Edge</w:t>
       </w:r>
     </w:p>
     <w:p>
       <w:pPr>
-        <w:pStyle w:val="ListParagraph"/>
-        <w:numPr>
-          <w:ilvl w:val="0"/>
-          <w:numId w:val="1"/>
-        </w:numPr>
+        <w:ind w:left="360"/>
       </w:pPr>
       <w:r>
-        <w:t xml:space="preserve">Path</w:t>
+        <w:t xml:space="preserve">- Path</w:t>
       </w:r>
     </w:p>
     <w:p>
       <w:pPr>
-        <w:pStyle w:val="ListParagraph"/>
-        <w:numPr>
-          <w:ilvl w:val="0"/>
-          <w:numId w:val="1"/>
-        </w:numPr>
+        <w:ind w:left="360"/>
       </w:pPr>
       <w:r>
-        <w:t xml:space="preserve">Cycle</w:t>
+        <w:t xml:space="preserve">- Cycle</w:t>
       </w:r>
     </w:p>
     <w:p>
       <w:pPr>
-        <w:pStyle w:val="ListParagraph"/>
-        <w:numPr>
-          <w:ilvl w:val="0"/>
-          <w:numId w:val="1"/>
-        </w:numPr>
+        <w:ind w:left="360"/>
       </w:pPr>
       <w:r>
-        <w:t xml:space="preserve">Weighted Graph</w:t>
+        <w:t xml:space="preserve">- Weighted Graph</w:t>
       </w:r>
     </w:p>
     <w:p>
-      <w:pPr>
-        <w:spacing w:after="150"/>
-      </w:pPr>
       <w:r>
         <w:rPr>
           <w:b/>
@@ -5262,31 +5157,23 @@
     </w:p>
     <w:p>
       <w:pPr>
-        <w:pStyle w:val="ListParagraph"/>
-        <w:numPr>
-          <w:ilvl w:val="0"/>
-          <w:numId w:val="1"/>
-        </w:numPr>
+        <w:ind w:left="360"/>
       </w:pPr>
       <w:r>
-        <w:t xml:space="preserve">How to determine whether a graph has an Euler path or circuit</w:t>
+        <w:t xml:space="preserve">- How to determine whether a graph has an Euler path or circuit</w:t>
       </w:r>
     </w:p>
     <w:p>
       <w:pPr>
-        <w:pStyle w:val="ListParagraph"/>
-        <w:numPr>
-          <w:ilvl w:val="0"/>
-          <w:numId w:val="1"/>
-        </w:numPr>
+        <w:ind w:left="360"/>
       </w:pPr>
       <w:r>
-        <w:t xml:space="preserve">How to find the shortest path between two vertices in a weighted graph</w:t>
+        <w:t xml:space="preserve">- How to find the shortest path between two vertices in a weighted graph</w:t>
       </w:r>
     </w:p>
     <w:sectPr>
       <w:pgSz w:w="12240" w:h="15840" w:orient="portrait"/>
-      <w:pgMar w:top="1080" w:right="1080" w:bottom="1080" w:left="1080" w:header="708" w:footer="708" w:gutter="0"/>
+      <w:pgMar w:top="1440" w:right="1440" w:bottom="1440" w:left="1440" w:header="708" w:footer="708" w:gutter="0"/>
       <w:pgNumType/>
       <w:docGrid w:linePitch="360"/>
     </w:sectPr>
@@ -5470,13 +5357,7 @@
 <file path=word/styles.xml><?xml version="1.0" encoding="utf-8"?>
 <w:styles xmlns:mc="http://schemas.openxmlformats.org/markup-compatibility/2006" xmlns:r="http://schemas.openxmlformats.org/officeDocument/2006/relationships" xmlns:w="http://schemas.openxmlformats.org/wordprocessingml/2006/main" xmlns:w14="http://schemas.microsoft.com/office/word/2010/wordml" xmlns:w15="http://schemas.microsoft.com/office/word/2012/wordml" mc:Ignorable="w14 w15">
   <w:docDefaults>
-    <w:rPrDefault>
-      <w:rPr>
-        <w:rFonts w:ascii="Calibri" w:cs="Calibri" w:eastAsia="Calibri" w:hAnsi="Calibri"/>
-        <w:sz w:val="22"/>
-        <w:szCs w:val="22"/>
-      </w:rPr>
-    </w:rPrDefault>
+    <w:rPrDefault/>
     <w:pPrDefault/>
   </w:docDefaults>
   <w:style w:type="paragraph" w:styleId="Title">

--- a/cases/the-trailer-return/published/The Trailer Return - Case Study.docx
+++ b/cases/the-trailer-return/published/The Trailer Return - Case Study.docx
@@ -145,7 +145,54 @@
     </w:p>
     <w:p>
       <w:r>
-        <w:t xml:space="preserve">3.) Your pitch must include:     D1. A vertex-degree table for every corner in the Bay Fruit Streets Practice Block (a real     26-intersection excerpt of the full grid, Appendix B), each vertex labeled EVEN or ODD.     D2. A written Euler determination for the full 68-intersection Bay Fruit Streets grid: does it     have an Euler circuit, an Euler path, or neither — justified by the specific odd-vertex count     given in Appendix A, using the rule in Appendix G.     D3. A closed-circuit repeat-mileage computation for the Practice Block: pair every odd vertex     with another odd vertex using the shortest-path distance table in Appendix C, and compute the     Practice Block's resulting deadhead ratio (total block-segments driven ÷ total block-segments     that exist).     D4. An open-path repeat-mileage computation for the same Practice Block: re-run the pairing in     D3, but this time leave exactly one pair of odd vertices unmatched as your route's start and     end corners, choosing whichever pair minimizes the mileage left to pair — then compute the new     deadhead ratio and compare it to D3's.     D5. A cost comparison table for the full grid: total daily diesel cost under The Closed Loop     (Option A) versus total daily diesel cost plus the flatbed hauling fee under The Trailer Return     (Option B), using Appendix D's official deadhead-ratio figures and Appendix E's cost data.</w:t>
+        <w:t xml:space="preserve">3.) Your pitch must include:     D1. A vertex-degree table for every corner in the Bay Fruit Streets Practice Block (a real     26-intersection excerpt of the full grid, Appendix B), each vertex labeled EVEN or ODD.     </w:t>
+      </w:r>
+      <w:r>
+        <w:rPr>
+          <w:i/>
+          <w:iCs/>
+        </w:rPr>
+        <w:t xml:space="preserve">Process note: you can't tell which corners force backtracking until you know how many     block-segments meet there — count carefully, street by street.</w:t>
+      </w:r>
+      <w:r>
+        <w:t xml:space="preserve">     D2. A written Euler determination for the full 68-intersection Bay Fruit Streets grid: does it     have an Euler circuit, an Euler path, or neither — justified by the specific odd-vertex count     given in Appendix A, using the rule in Appendix G.     </w:t>
+      </w:r>
+      <w:r>
+        <w:rPr>
+          <w:i/>
+          <w:iCs/>
+        </w:rPr>
+        <w:t xml:space="preserve">Process note: the rule only cares about the ODD-vertex count, not the total vertex count —     zero means a circuit, exactly two means a path, anything else means neither.</w:t>
+      </w:r>
+      <w:r>
+        <w:t xml:space="preserve">     D3. A closed-circuit repeat-mileage computation for the Practice Block: pair every odd vertex     with another odd vertex using the shortest-path distance table in Appendix C, and compute the     Practice Block's resulting deadhead ratio (total block-segments driven ÷ total block-segments     that exist).     </w:t>
+      </w:r>
+      <w:r>
+        <w:rPr>
+          <w:i/>
+          <w:iCs/>
+        </w:rPr>
+        <w:t xml:space="preserve">Process note: every odd corner needs one extra pass to balance its "in" and "out" trips, and     the cheapest way to buy that pass is the shortest path to another odd corner — pairing is a     minimization problem, not just bookkeeping.</w:t>
+      </w:r>
+      <w:r>
+        <w:t xml:space="preserve">     D4. An open-path repeat-mileage computation for the same Practice Block: re-run the pairing in     D3, but this time leave exactly one pair of odd vertices unmatched as your route's start and     end corners, choosing whichever pair minimizes the mileage left to pair — then compute the new     deadhead ratio and compare it to D3's.     </w:t>
+      </w:r>
+      <w:r>
+        <w:rPr>
+          <w:i/>
+          <w:iCs/>
+        </w:rPr>
+        <w:t xml:space="preserve">Process note: an open path gets to start and end at two different odd corners for free — spend     that free pass on whichever pair would otherwise have been the most expensive to connect.</w:t>
+      </w:r>
+      <w:r>
+        <w:t xml:space="preserve">     D5. A cost comparison table for the full grid: total daily diesel cost under The Closed Loop     (Option A) versus total daily diesel cost plus the flatbed hauling fee under The Trailer Return     (Option B), using Appendix D's official deadhead-ratio figures and Appendix E's cost data.     </w:t>
+      </w:r>
+      <w:r>
+        <w:rPr>
+          <w:i/>
+          <w:iCs/>
+        </w:rPr>
+        <w:t xml:space="preserve">Process note: the deadhead ratio measures efficiency per mile serviced, while the dollar total     folds in a flat daily fee unrelated to mileage — a smaller ratio doesn't automatically mean a     smaller bill, so compute both totals independently before comparing them.</w:t>
       </w:r>
     </w:p>
     <w:p>
@@ -4254,7 +4301,7 @@
           </w:tcPr>
           <w:p>
             <w:r>
-              <w:t xml:space="preserve">$1.1391 / mi (computed: $5.967 ÷ 5.2392)</w:t>
+              <w:t xml:space="preserve">$1.1389 / mi (computed: $5.967 ÷ 5.2392)</w:t>
             </w:r>
           </w:p>
         </w:tc>
@@ -4759,7 +4806,7 @@
             <w:r>
               <w:t xml:space="preserve">U.S. DOE Alternative Fuels Data Center — </w:t>
             </w:r>
-            <w:hyperlink w:history="1" r:id="rIdgr48xbl5avpdbsu3evlyl">
+            <w:hyperlink w:history="1" r:id="rIdni_uigmab1xis3nmm4gm4">
               <w:r>
                 <w:rPr>
                   <w:rStyle w:val="Hyperlink"/>
@@ -4832,7 +4879,7 @@
             <w:r>
               <w:t xml:space="preserve">U.S. EIA — </w:t>
             </w:r>
-            <w:hyperlink w:history="1" r:id="rIdpkhpnyar6ehw9ceatb6ws">
+            <w:hyperlink w:history="1" r:id="rIdlxb0aollcahuxe67-gedr">
               <w:r>
                 <w:rPr>
                   <w:rStyle w:val="Hyperlink"/>
@@ -4902,7 +4949,7 @@
             <w:r>
               <w:t xml:space="preserve">OpenStreetMap contributors — Cape Charles, VA street data via the </w:t>
             </w:r>
-            <w:hyperlink w:history="1" r:id="rIdufprmeapjxvbn4k_oxyqs">
+            <w:hyperlink w:history="1" r:id="rId5ujobl2eibyfuypxxqpcl">
               <w:r>
                 <w:rPr>
                   <w:rStyle w:val="Hyperlink"/>
@@ -4972,7 +5019,7 @@
             <w:r>
               <w:t xml:space="preserve">U.S. Bureau of Labor Statistics — </w:t>
             </w:r>
-            <w:hyperlink w:history="1" r:id="rId09mmmdhzrp-kxqwtj0ese">
+            <w:hyperlink w:history="1" r:id="rIdiyowjvktl3lzeiyyj62xl">
               <w:r>
                 <w:rPr>
                   <w:rStyle w:val="Hyperlink"/>
@@ -5042,7 +5089,7 @@
             <w:r>
               <w:t xml:space="preserve">TowingServiceHub — </w:t>
             </w:r>
-            <w:hyperlink w:history="1" r:id="rIddryrotiwwqqdk13yj_pp7">
+            <w:hyperlink w:history="1" r:id="rIdgg5yijz4sgaeikrikexws">
               <w:r>
                 <w:rPr>
                   <w:rStyle w:val="Hyperlink"/>
